--- a/downloads/teacher/05 Materials/Unit 07/Slides/Slides 07.12 - Year Reflection and Portfolio.docx
+++ b/downloads/teacher/05 Materials/Unit 07/Slides/Slides 07.12 - Year Reflection and Portfolio.docx
@@ -174,46 +174,82 @@
         </w:rPr>
         <w:t xml:space="preserve">The six from these two weeks:</w:t>
       </w:r>
-      <w:r>
-        <w:t xml:space="preserve"> </w:t>
-      </w:r>
-      <w:r>
-        <w:t xml:space="preserve">- Your resume</w:t>
-      </w:r>
-      <w:r>
-        <w:t xml:space="preserve"> </w:t>
-      </w:r>
-      <w:r>
-        <w:t xml:space="preserve">- Your three-part answer</w:t>
-      </w:r>
-      <w:r>
-        <w:t xml:space="preserve"> </w:t>
-      </w:r>
-      <w:r>
-        <w:t xml:space="preserve">- Your STAR story</w:t>
-      </w:r>
-      <w:r>
-        <w:t xml:space="preserve"> </w:t>
-      </w:r>
-      <w:r>
-        <w:t xml:space="preserve">- The interview feedback sheet a peer filled in about you</w:t>
-      </w:r>
-      <w:r>
-        <w:t xml:space="preserve"> </w:t>
-      </w:r>
-      <w:r>
-        <w:t xml:space="preserve">- Your team’s pitch materials</w:t>
-      </w:r>
-      <w:r>
-        <w:t xml:space="preserve"> </w:t>
-      </w:r>
-      <w:r>
-        <w:t xml:space="preserve">- Your team’s numbers page</w:t>
-      </w:r>
-    </w:p>
-    <w:p>
-      <w:pPr>
-        <w:pStyle w:val="BodyText"/>
+    </w:p>
+    <w:p>
+      <w:pPr>
+        <w:numPr>
+          <w:ilvl w:val="0"/>
+          <w:numId w:val="1003"/>
+        </w:numPr>
+        <w:pStyle w:val="Compact"/>
+      </w:pPr>
+      <w:r>
+        <w:t xml:space="preserve">Your resume</w:t>
+      </w:r>
+    </w:p>
+    <w:p>
+      <w:pPr>
+        <w:numPr>
+          <w:ilvl w:val="0"/>
+          <w:numId w:val="1003"/>
+        </w:numPr>
+        <w:pStyle w:val="Compact"/>
+      </w:pPr>
+      <w:r>
+        <w:t xml:space="preserve">Your three-part answer</w:t>
+      </w:r>
+    </w:p>
+    <w:p>
+      <w:pPr>
+        <w:numPr>
+          <w:ilvl w:val="0"/>
+          <w:numId w:val="1003"/>
+        </w:numPr>
+        <w:pStyle w:val="Compact"/>
+      </w:pPr>
+      <w:r>
+        <w:t xml:space="preserve">Your STAR story</w:t>
+      </w:r>
+    </w:p>
+    <w:p>
+      <w:pPr>
+        <w:numPr>
+          <w:ilvl w:val="0"/>
+          <w:numId w:val="1003"/>
+        </w:numPr>
+        <w:pStyle w:val="Compact"/>
+      </w:pPr>
+      <w:r>
+        <w:t xml:space="preserve">The interview feedback sheet a peer filled in about you</w:t>
+      </w:r>
+    </w:p>
+    <w:p>
+      <w:pPr>
+        <w:numPr>
+          <w:ilvl w:val="0"/>
+          <w:numId w:val="1003"/>
+        </w:numPr>
+        <w:pStyle w:val="Compact"/>
+      </w:pPr>
+      <w:r>
+        <w:t xml:space="preserve">Your team’s pitch materials</w:t>
+      </w:r>
+    </w:p>
+    <w:p>
+      <w:pPr>
+        <w:numPr>
+          <w:ilvl w:val="0"/>
+          <w:numId w:val="1003"/>
+        </w:numPr>
+        <w:pStyle w:val="Compact"/>
+      </w:pPr>
+      <w:r>
+        <w:t xml:space="preserve">Your team’s numbers page</w:t>
+      </w:r>
+    </w:p>
+    <w:p>
+      <w:pPr>
+        <w:pStyle w:val="FirstParagraph"/>
       </w:pPr>
       <w:r>
         <w:rPr>
@@ -221,17 +257,29 @@
         </w:rPr>
         <w:t xml:space="preserve">One artifact from each unit. You choose which:</w:t>
       </w:r>
-      <w:r>
-        <w:t xml:space="preserve"> </w:t>
-      </w:r>
-      <w:r>
-        <w:t xml:space="preserve">- Unit 1 Kitchen Skills. Unit 2 Money. Unit 3 Growing Up</w:t>
-      </w:r>
-      <w:r>
-        <w:t xml:space="preserve"> </w:t>
-      </w:r>
-      <w:r>
-        <w:t xml:space="preserve">- Unit 4 Spaces. Unit 5 Make It Mend It. Unit 6 Farm to Table</w:t>
+    </w:p>
+    <w:p>
+      <w:pPr>
+        <w:numPr>
+          <w:ilvl w:val="0"/>
+          <w:numId w:val="1004"/>
+        </w:numPr>
+        <w:pStyle w:val="Compact"/>
+      </w:pPr>
+      <w:r>
+        <w:t xml:space="preserve">Unit 1 Kitchen Skills. Unit 2 Money. Unit 3 Growing Up</w:t>
+      </w:r>
+    </w:p>
+    <w:p>
+      <w:pPr>
+        <w:numPr>
+          <w:ilvl w:val="0"/>
+          <w:numId w:val="1004"/>
+        </w:numPr>
+        <w:pStyle w:val="Compact"/>
+      </w:pPr>
+      <w:r>
+        <w:t xml:space="preserve">Unit 4 Spaces. Unit 5 Make It Mend It. Unit 6 Farm to Table</w:t>
       </w:r>
       <w:r>
         <w:t xml:space="preserve"> </w:t>
@@ -254,7 +302,7 @@
       <w:pPr>
         <w:numPr>
           <w:ilvl w:val="0"/>
-          <w:numId w:val="1003"/>
+          <w:numId w:val="1005"/>
         </w:numPr>
         <w:pStyle w:val="Compact"/>
       </w:pPr>
@@ -266,7 +314,7 @@
       <w:pPr>
         <w:numPr>
           <w:ilvl w:val="0"/>
-          <w:numId w:val="1003"/>
+          <w:numId w:val="1005"/>
         </w:numPr>
         <w:pStyle w:val="Compact"/>
       </w:pPr>
@@ -287,7 +335,7 @@
       <w:pPr>
         <w:numPr>
           <w:ilvl w:val="0"/>
-          <w:numId w:val="1003"/>
+          <w:numId w:val="1005"/>
         </w:numPr>
         <w:pStyle w:val="Compact"/>
       </w:pPr>
@@ -354,7 +402,7 @@
       <w:pPr>
         <w:numPr>
           <w:ilvl w:val="0"/>
-          <w:numId w:val="1004"/>
+          <w:numId w:val="1006"/>
         </w:numPr>
         <w:pStyle w:val="Compact"/>
       </w:pPr>
@@ -375,7 +423,7 @@
       <w:pPr>
         <w:numPr>
           <w:ilvl w:val="0"/>
-          <w:numId w:val="1004"/>
+          <w:numId w:val="1006"/>
         </w:numPr>
         <w:pStyle w:val="Compact"/>
       </w:pPr>
@@ -405,7 +453,7 @@
       <w:pPr>
         <w:numPr>
           <w:ilvl w:val="0"/>
-          <w:numId w:val="1004"/>
+          <w:numId w:val="1006"/>
         </w:numPr>
         <w:pStyle w:val="Compact"/>
       </w:pPr>
@@ -426,7 +474,7 @@
       <w:pPr>
         <w:numPr>
           <w:ilvl w:val="0"/>
-          <w:numId w:val="1004"/>
+          <w:numId w:val="1006"/>
         </w:numPr>
         <w:pStyle w:val="Compact"/>
       </w:pPr>
@@ -544,7 +592,7 @@
       <w:pPr>
         <w:numPr>
           <w:ilvl w:val="0"/>
-          <w:numId w:val="1005"/>
+          <w:numId w:val="1007"/>
         </w:numPr>
         <w:pStyle w:val="Compact"/>
       </w:pPr>
@@ -556,7 +604,7 @@
       <w:pPr>
         <w:numPr>
           <w:ilvl w:val="0"/>
-          <w:numId w:val="1005"/>
+          <w:numId w:val="1007"/>
         </w:numPr>
         <w:pStyle w:val="Compact"/>
       </w:pPr>
@@ -599,7 +647,7 @@
       <w:pPr>
         <w:numPr>
           <w:ilvl w:val="0"/>
-          <w:numId w:val="1006"/>
+          <w:numId w:val="1008"/>
         </w:numPr>
         <w:pStyle w:val="Compact"/>
       </w:pPr>
@@ -611,7 +659,7 @@
       <w:pPr>
         <w:numPr>
           <w:ilvl w:val="0"/>
-          <w:numId w:val="1006"/>
+          <w:numId w:val="1008"/>
         </w:numPr>
         <w:pStyle w:val="Compact"/>
       </w:pPr>
@@ -623,7 +671,7 @@
       <w:pPr>
         <w:numPr>
           <w:ilvl w:val="0"/>
-          <w:numId w:val="1006"/>
+          <w:numId w:val="1008"/>
         </w:numPr>
         <w:pStyle w:val="Compact"/>
       </w:pPr>
@@ -638,7 +686,7 @@
       <w:pPr>
         <w:numPr>
           <w:ilvl w:val="0"/>
-          <w:numId w:val="1006"/>
+          <w:numId w:val="1008"/>
         </w:numPr>
         <w:pStyle w:val="Compact"/>
       </w:pPr>
@@ -684,7 +732,7 @@
       <w:pPr>
         <w:numPr>
           <w:ilvl w:val="0"/>
-          <w:numId w:val="1007"/>
+          <w:numId w:val="1009"/>
         </w:numPr>
         <w:pStyle w:val="Compact"/>
       </w:pPr>
@@ -696,7 +744,7 @@
       <w:pPr>
         <w:numPr>
           <w:ilvl w:val="0"/>
-          <w:numId w:val="1007"/>
+          <w:numId w:val="1009"/>
         </w:numPr>
         <w:pStyle w:val="Compact"/>
       </w:pPr>
@@ -708,7 +756,7 @@
       <w:pPr>
         <w:numPr>
           <w:ilvl w:val="0"/>
-          <w:numId w:val="1007"/>
+          <w:numId w:val="1009"/>
         </w:numPr>
         <w:pStyle w:val="Compact"/>
       </w:pPr>
@@ -720,7 +768,7 @@
       <w:pPr>
         <w:numPr>
           <w:ilvl w:val="0"/>
-          <w:numId w:val="1007"/>
+          <w:numId w:val="1009"/>
         </w:numPr>
         <w:pStyle w:val="Compact"/>
       </w:pPr>
@@ -1165,6 +1213,12 @@
     <w:abstractNumId w:val="991"/>
   </w:num>
   <w:num w:numId="1004">
+    <w:abstractNumId w:val="991"/>
+  </w:num>
+  <w:num w:numId="1005">
+    <w:abstractNumId w:val="991"/>
+  </w:num>
+  <w:num w:numId="1006">
     <w:abstractNumId w:val="99411"/>
     <w:lvlOverride w:ilvl="0">
       <w:startOverride w:val="1"/>
@@ -1194,13 +1248,13 @@
       <w:startOverride w:val="1"/>
     </w:lvlOverride>
   </w:num>
-  <w:num w:numId="1005">
+  <w:num w:numId="1007">
     <w:abstractNumId w:val="991"/>
   </w:num>
-  <w:num w:numId="1006">
+  <w:num w:numId="1008">
     <w:abstractNumId w:val="991"/>
   </w:num>
-  <w:num w:numId="1007">
+  <w:num w:numId="1009">
     <w:abstractNumId w:val="991"/>
   </w:num>
 </w:numbering>
